--- a/Assignment_2/main/cs336_systems/writeup.docx
+++ b/Assignment_2/main/cs336_systems/writeup.docx
@@ -172,7 +172,7 @@
       <w:pPr>
         <w:ind w:firstLineChars="0" w:firstLine="0"/>
         <w:rPr>
-          <w:rFonts w:ascii="Microsoft YaHei UI" w:eastAsia="Microsoft YaHei UI" w:hAnsi="Microsoft YaHei UI" w:hint="eastAsia"/>
+          <w:rFonts w:ascii="Microsoft YaHei UI" w:eastAsia="Microsoft YaHei UI" w:hAnsi="Microsoft YaHei UI"/>
           <w:sz w:val="13"/>
           <w:szCs w:val="11"/>
         </w:rPr>
@@ -190,7 +190,7 @@
       <w:pPr>
         <w:ind w:firstLineChars="0" w:firstLine="0"/>
         <w:rPr>
-          <w:rFonts w:ascii="Microsoft YaHei UI" w:eastAsia="Microsoft YaHei UI" w:hAnsi="Microsoft YaHei UI" w:hint="eastAsia"/>
+          <w:rFonts w:ascii="Microsoft YaHei UI" w:eastAsia="Microsoft YaHei UI" w:hAnsi="Microsoft YaHei UI"/>
           <w:sz w:val="13"/>
           <w:szCs w:val="11"/>
         </w:rPr>
@@ -208,7 +208,7 @@
       <w:pPr>
         <w:ind w:firstLineChars="0" w:firstLine="0"/>
         <w:rPr>
-          <w:rFonts w:ascii="Microsoft YaHei UI" w:eastAsia="Microsoft YaHei UI" w:hAnsi="Microsoft YaHei UI" w:hint="eastAsia"/>
+          <w:rFonts w:ascii="Microsoft YaHei UI" w:eastAsia="Microsoft YaHei UI" w:hAnsi="Microsoft YaHei UI"/>
           <w:sz w:val="13"/>
           <w:szCs w:val="11"/>
         </w:rPr>
@@ -247,23 +247,13 @@
         </w:rPr>
         <w:t xml:space="preserve">  </w:t>
       </w:r>
-      <w:proofErr w:type="gramStart"/>
-      <w:r>
-        <w:rPr>
-          <w:rFonts w:ascii="Microsoft YaHei UI" w:eastAsia="Microsoft YaHei UI" w:hAnsi="Microsoft YaHei UI"/>
-          <w:sz w:val="13"/>
-          <w:szCs w:val="11"/>
-        </w:rPr>
-        <w:t>small  |</w:t>
-      </w:r>
-      <w:proofErr w:type="gramEnd"/>
-      <w:r>
-        <w:rPr>
-          <w:rFonts w:ascii="Microsoft YaHei UI" w:eastAsia="Microsoft YaHei UI" w:hAnsi="Microsoft YaHei UI"/>
-          <w:sz w:val="13"/>
-          <w:szCs w:val="11"/>
-        </w:rPr>
-        <w:t xml:space="preserve">     512 |      4 | </w:t>
+      <w:r>
+        <w:rPr>
+          <w:rFonts w:ascii="Microsoft YaHei UI" w:eastAsia="Microsoft YaHei UI" w:hAnsi="Microsoft YaHei UI"/>
+          <w:sz w:val="13"/>
+          <w:szCs w:val="11"/>
+        </w:rPr>
+        <w:t xml:space="preserve">small  |     512 |      4 | </w:t>
       </w:r>
       <w:r>
         <w:rPr>
@@ -349,7 +339,6 @@
           <w:szCs w:val="11"/>
         </w:rPr>
       </w:pPr>
-      <w:proofErr w:type="gramStart"/>
       <w:r>
         <w:rPr>
           <w:rFonts w:ascii="Microsoft YaHei UI" w:eastAsia="Microsoft YaHei UI" w:hAnsi="Microsoft YaHei UI"/>
@@ -372,16 +361,7 @@
           <w:sz w:val="13"/>
           <w:szCs w:val="11"/>
         </w:rPr>
-        <w:t>medium</w:t>
-      </w:r>
-      <w:proofErr w:type="gramEnd"/>
-      <w:r>
-        <w:rPr>
-          <w:rFonts w:ascii="Microsoft YaHei UI" w:eastAsia="Microsoft YaHei UI" w:hAnsi="Microsoft YaHei UI"/>
-          <w:sz w:val="13"/>
-          <w:szCs w:val="11"/>
-        </w:rPr>
-        <w:t xml:space="preserve"> |     512 |      4 | </w:t>
+        <w:t xml:space="preserve">medium |     512 |      4 | </w:t>
       </w:r>
       <w:r>
         <w:rPr>
@@ -457,25 +437,7 @@
           <w:sz w:val="13"/>
           <w:szCs w:val="11"/>
         </w:rPr>
-        <w:t xml:space="preserve">| </w:t>
-      </w:r>
-      <w:proofErr w:type="gramStart"/>
-      <w:r>
-        <w:rPr>
-          <w:rFonts w:ascii="Microsoft YaHei UI" w:eastAsia="Microsoft YaHei UI" w:hAnsi="Microsoft YaHei UI"/>
-          <w:sz w:val="13"/>
-          <w:szCs w:val="11"/>
-        </w:rPr>
-        <w:t>large  |</w:t>
-      </w:r>
-      <w:proofErr w:type="gramEnd"/>
-      <w:r>
-        <w:rPr>
-          <w:rFonts w:ascii="Microsoft YaHei UI" w:eastAsia="Microsoft YaHei UI" w:hAnsi="Microsoft YaHei UI"/>
-          <w:sz w:val="13"/>
-          <w:szCs w:val="11"/>
-        </w:rPr>
-        <w:t xml:space="preserve">     512 |      4 | </w:t>
+        <w:t xml:space="preserve">| large  |     512 |      4 | </w:t>
       </w:r>
       <w:proofErr w:type="spellStart"/>
       <w:r>
@@ -514,7 +476,6 @@
         <w:t xml:space="preserve">| xl     |     512 |      4 | </w:t>
       </w:r>
       <w:proofErr w:type="spellStart"/>
-      <w:proofErr w:type="gramStart"/>
       <w:r>
         <w:rPr>
           <w:rFonts w:ascii="Microsoft YaHei UI" w:eastAsia="Microsoft YaHei UI" w:hAnsi="Microsoft YaHei UI"/>
@@ -530,16 +491,7 @@
           <w:sz w:val="13"/>
           <w:szCs w:val="11"/>
         </w:rPr>
-        <w:t xml:space="preserve">  |</w:t>
-      </w:r>
-      <w:proofErr w:type="gramEnd"/>
-      <w:r>
-        <w:rPr>
-          <w:rFonts w:ascii="Microsoft YaHei UI" w:eastAsia="Microsoft YaHei UI" w:hAnsi="Microsoft YaHei UI"/>
-          <w:sz w:val="13"/>
-          <w:szCs w:val="11"/>
-        </w:rPr>
-        <w:t xml:space="preserve">    1.9122 |         1071.01 |    8275.83 |</w:t>
+        <w:t xml:space="preserve">  |    1.9122 |         1071.01 |    8275.83 |</w:t>
       </w:r>
     </w:p>
     <w:p>
@@ -560,7 +512,6 @@
         <w:t xml:space="preserve">| 2.7B   |     512 |      4 | </w:t>
       </w:r>
       <w:proofErr w:type="spellStart"/>
-      <w:proofErr w:type="gramStart"/>
       <w:r>
         <w:rPr>
           <w:rFonts w:ascii="Microsoft YaHei UI" w:eastAsia="Microsoft YaHei UI" w:hAnsi="Microsoft YaHei UI"/>
@@ -576,62 +527,35 @@
           <w:sz w:val="13"/>
           <w:szCs w:val="11"/>
         </w:rPr>
-        <w:t xml:space="preserve">  |</w:t>
-      </w:r>
-      <w:proofErr w:type="gramEnd"/>
-      <w:r>
-        <w:rPr>
-          <w:rFonts w:ascii="Microsoft YaHei UI" w:eastAsia="Microsoft YaHei UI" w:hAnsi="Microsoft YaHei UI"/>
-          <w:sz w:val="13"/>
-          <w:szCs w:val="11"/>
-        </w:rPr>
-        <w:t xml:space="preserve">   204.675 |         10.0061 |    13745.4 |</w:t>
-      </w:r>
-    </w:p>
-    <w:p>
-      <w:pPr>
-        <w:ind w:firstLineChars="0" w:firstLine="0"/>
-        <w:rPr>
-          <w:rFonts w:ascii="Microsoft YaHei UI" w:eastAsia="Microsoft YaHei UI" w:hAnsi="Microsoft YaHei UI"/>
-          <w:sz w:val="13"/>
-          <w:szCs w:val="11"/>
-        </w:rPr>
-      </w:pPr>
-    </w:p>
-    <w:p>
-      <w:pPr>
-        <w:ind w:firstLineChars="0" w:firstLine="0"/>
-        <w:rPr>
-          <w:rFonts w:ascii="Microsoft YaHei UI" w:eastAsia="Microsoft YaHei UI" w:hAnsi="Microsoft YaHei UI"/>
-          <w:sz w:val="13"/>
-          <w:szCs w:val="11"/>
-        </w:rPr>
-      </w:pPr>
-      <w:r>
-        <w:rPr>
-          <w:rFonts w:ascii="Microsoft YaHei UI" w:eastAsia="Microsoft YaHei UI" w:hAnsi="Microsoft YaHei UI"/>
-          <w:sz w:val="13"/>
-          <w:szCs w:val="11"/>
-        </w:rPr>
-        <w:t xml:space="preserve">| </w:t>
-      </w:r>
-      <w:proofErr w:type="gramStart"/>
-      <w:r>
-        <w:rPr>
-          <w:rFonts w:ascii="Microsoft YaHei UI" w:eastAsia="Microsoft YaHei UI" w:hAnsi="Microsoft YaHei UI"/>
-          <w:sz w:val="13"/>
-          <w:szCs w:val="11"/>
-        </w:rPr>
-        <w:t>small  |</w:t>
-      </w:r>
-      <w:proofErr w:type="gramEnd"/>
-      <w:r>
-        <w:rPr>
-          <w:rFonts w:ascii="Microsoft YaHei UI" w:eastAsia="Microsoft YaHei UI" w:hAnsi="Microsoft YaHei UI"/>
-          <w:sz w:val="13"/>
-          <w:szCs w:val="11"/>
-        </w:rPr>
-        <w:t xml:space="preserve">     512 |      4 | </w:t>
+        <w:t xml:space="preserve">  |   204.675 |         10.0061 |    13745.4 |</w:t>
+      </w:r>
+    </w:p>
+    <w:p>
+      <w:pPr>
+        <w:ind w:firstLineChars="0" w:firstLine="0"/>
+        <w:rPr>
+          <w:rFonts w:ascii="Microsoft YaHei UI" w:eastAsia="Microsoft YaHei UI" w:hAnsi="Microsoft YaHei UI"/>
+          <w:sz w:val="13"/>
+          <w:szCs w:val="11"/>
+        </w:rPr>
+      </w:pPr>
+    </w:p>
+    <w:p>
+      <w:pPr>
+        <w:ind w:firstLineChars="0" w:firstLine="0"/>
+        <w:rPr>
+          <w:rFonts w:ascii="Microsoft YaHei UI" w:eastAsia="Microsoft YaHei UI" w:hAnsi="Microsoft YaHei UI"/>
+          <w:sz w:val="13"/>
+          <w:szCs w:val="11"/>
+        </w:rPr>
+      </w:pPr>
+      <w:r>
+        <w:rPr>
+          <w:rFonts w:ascii="Microsoft YaHei UI" w:eastAsia="Microsoft YaHei UI" w:hAnsi="Microsoft YaHei UI"/>
+          <w:sz w:val="13"/>
+          <w:szCs w:val="11"/>
+        </w:rPr>
+        <w:t xml:space="preserve">| small  |     512 |      4 | </w:t>
       </w:r>
       <w:proofErr w:type="spellStart"/>
       <w:r>
@@ -685,61 +609,51 @@
           <w:sz w:val="13"/>
           <w:szCs w:val="11"/>
         </w:rPr>
-        <w:t xml:space="preserve"> </w:t>
-      </w:r>
-      <w:proofErr w:type="gramStart"/>
-      <w:r>
-        <w:rPr>
-          <w:rFonts w:ascii="Microsoft YaHei UI" w:eastAsia="Microsoft YaHei UI" w:hAnsi="Microsoft YaHei UI"/>
-          <w:sz w:val="13"/>
-          <w:szCs w:val="11"/>
-        </w:rPr>
-        <w:t>|  0.440843</w:t>
-      </w:r>
-      <w:proofErr w:type="gramEnd"/>
-      <w:r>
-        <w:rPr>
-          <w:rFonts w:ascii="Microsoft YaHei UI" w:eastAsia="Microsoft YaHei UI" w:hAnsi="Microsoft YaHei UI"/>
-          <w:sz w:val="13"/>
-          <w:szCs w:val="11"/>
-        </w:rPr>
-        <w:t xml:space="preserve"> |         4645.64 |    10650.8 |  </w:t>
-      </w:r>
-    </w:p>
-    <w:p>
-      <w:pPr>
-        <w:ind w:firstLineChars="0" w:firstLine="0"/>
-        <w:rPr>
-          <w:rFonts w:ascii="Microsoft YaHei UI" w:eastAsia="Microsoft YaHei UI" w:hAnsi="Microsoft YaHei UI"/>
-          <w:sz w:val="13"/>
-          <w:szCs w:val="11"/>
-        </w:rPr>
-      </w:pPr>
-      <w:r>
-        <w:rPr>
-          <w:rFonts w:ascii="Microsoft YaHei UI" w:eastAsia="Microsoft YaHei UI" w:hAnsi="Microsoft YaHei UI" w:hint="eastAsia"/>
-          <w:sz w:val="13"/>
-          <w:szCs w:val="11"/>
-        </w:rPr>
-        <w:t>再多</w:t>
-      </w:r>
-      <w:proofErr w:type="gramStart"/>
-      <w:r>
-        <w:rPr>
-          <w:rFonts w:ascii="Microsoft YaHei UI" w:eastAsia="Microsoft YaHei UI" w:hAnsi="Microsoft YaHei UI" w:hint="eastAsia"/>
-          <w:sz w:val="13"/>
-          <w:szCs w:val="11"/>
-        </w:rPr>
-        <w:t>了显存就</w:t>
-      </w:r>
-      <w:proofErr w:type="gramEnd"/>
-      <w:r>
-        <w:rPr>
-          <w:rFonts w:ascii="Microsoft YaHei UI" w:eastAsia="Microsoft YaHei UI" w:hAnsi="Microsoft YaHei UI" w:hint="eastAsia"/>
-          <w:sz w:val="13"/>
-          <w:szCs w:val="11"/>
-        </w:rPr>
-        <w:t>炸了</w:t>
+        <w:t xml:space="preserve"> |  0.440843 |         4645.64 |    10650.8 | </w:t>
+      </w:r>
+    </w:p>
+    <w:p>
+      <w:pPr>
+        <w:ind w:firstLineChars="0" w:firstLine="0"/>
+        <w:rPr>
+          <w:rFonts w:ascii="Microsoft YaHei UI" w:eastAsia="Microsoft YaHei UI" w:hAnsi="Microsoft YaHei UI"/>
+          <w:sz w:val="13"/>
+          <w:szCs w:val="11"/>
+        </w:rPr>
+      </w:pPr>
+      <w:r>
+        <w:rPr>
+          <w:rFonts w:ascii="Microsoft YaHei UI" w:eastAsia="Microsoft YaHei UI" w:hAnsi="Microsoft YaHei UI" w:hint="eastAsia"/>
+          <w:sz w:val="13"/>
+          <w:szCs w:val="11"/>
+        </w:rPr>
+        <w:t>再多了显存就炸了 会</w:t>
+      </w:r>
+      <w:r>
+        <w:rPr>
+          <w:rFonts w:ascii="Microsoft YaHei UI" w:eastAsia="Microsoft YaHei UI" w:hAnsi="Microsoft YaHei UI" w:hint="eastAsia"/>
+          <w:sz w:val="13"/>
+          <w:szCs w:val="11"/>
+        </w:rPr>
+        <w:t>因为共享内存导致</w:t>
+      </w:r>
+      <w:proofErr w:type="spellStart"/>
+      <w:r>
+        <w:rPr>
+          <w:rFonts w:ascii="Microsoft YaHei UI" w:eastAsia="Microsoft YaHei UI" w:hAnsi="Microsoft YaHei UI" w:hint="eastAsia"/>
+          <w:sz w:val="13"/>
+          <w:szCs w:val="11"/>
+        </w:rPr>
+        <w:t>cpu</w:t>
+      </w:r>
+      <w:proofErr w:type="spellEnd"/>
+      <w:r>
+        <w:rPr>
+          <w:rFonts w:ascii="Microsoft YaHei UI" w:eastAsia="Microsoft YaHei UI" w:hAnsi="Microsoft YaHei UI" w:hint="eastAsia"/>
+          <w:sz w:val="13"/>
+          <w:szCs w:val="11"/>
+        </w:rPr>
+        <w:t>的ram被使用 使得大量时间消耗在传输上 数据炸掉</w:t>
       </w:r>
       <w:r>
         <w:rPr>
@@ -809,25 +723,85 @@
           <w:sz w:val="13"/>
           <w:szCs w:val="11"/>
         </w:rPr>
-        <w:t>在</w:t>
-      </w:r>
-      <w:proofErr w:type="gramStart"/>
-      <w:r>
-        <w:rPr>
-          <w:rFonts w:ascii="Microsoft YaHei UI" w:eastAsia="Microsoft YaHei UI" w:hAnsi="Microsoft YaHei UI" w:hint="eastAsia"/>
-          <w:sz w:val="13"/>
-          <w:szCs w:val="11"/>
-        </w:rPr>
-        <w:t>其余条件</w:t>
-      </w:r>
-      <w:proofErr w:type="gramEnd"/>
-      <w:r>
-        <w:rPr>
-          <w:rFonts w:ascii="Microsoft YaHei UI" w:eastAsia="Microsoft YaHei UI" w:hAnsi="Microsoft YaHei UI" w:hint="eastAsia"/>
-          <w:sz w:val="13"/>
-          <w:szCs w:val="11"/>
-        </w:rPr>
-        <w:t>相同的情况下，前向+反向传播的耗时</w:t>
+        <w:t>例如：</w:t>
+      </w:r>
+    </w:p>
+    <w:p>
+      <w:pPr>
+        <w:ind w:firstLineChars="0" w:firstLine="0"/>
+        <w:rPr>
+          <w:rFonts w:ascii="Microsoft YaHei UI" w:eastAsia="Microsoft YaHei UI" w:hAnsi="Microsoft YaHei UI"/>
+          <w:sz w:val="13"/>
+          <w:szCs w:val="11"/>
+        </w:rPr>
+      </w:pPr>
+      <w:r>
+        <w:rPr>
+          <w:rFonts w:ascii="Microsoft YaHei UI" w:eastAsia="Microsoft YaHei UI" w:hAnsi="Microsoft YaHei UI"/>
+          <w:sz w:val="13"/>
+          <w:szCs w:val="11"/>
+        </w:rPr>
+        <w:t xml:space="preserve">| large  |     512 |      4 | </w:t>
+      </w:r>
+      <w:proofErr w:type="spellStart"/>
+      <w:r>
+        <w:rPr>
+          <w:rFonts w:ascii="Microsoft YaHei UI" w:eastAsia="Microsoft YaHei UI" w:hAnsi="Microsoft YaHei UI"/>
+          <w:sz w:val="13"/>
+          <w:szCs w:val="11"/>
+        </w:rPr>
+        <w:t>fwd_bwd</w:t>
+      </w:r>
+      <w:proofErr w:type="spellEnd"/>
+      <w:r>
+        <w:rPr>
+          <w:rFonts w:ascii="Microsoft YaHei UI" w:eastAsia="Microsoft YaHei UI" w:hAnsi="Microsoft YaHei UI"/>
+          <w:sz w:val="13"/>
+          <w:szCs w:val="11"/>
+        </w:rPr>
+        <w:t xml:space="preserve"> |   16.4887 |         124.206 |    20637.9 |  </w:t>
+      </w:r>
+      <w:r>
+        <w:rPr>
+          <w:rFonts w:ascii="Microsoft YaHei UI" w:eastAsia="Microsoft YaHei UI" w:hAnsi="Microsoft YaHei UI"/>
+          <w:sz w:val="13"/>
+          <w:szCs w:val="11"/>
+        </w:rPr>
+        <w:t xml:space="preserve"> </w:t>
+      </w:r>
+    </w:p>
+    <w:p>
+      <w:pPr>
+        <w:ind w:firstLineChars="0" w:firstLine="0"/>
+        <w:rPr>
+          <w:rFonts w:ascii="Microsoft YaHei UI" w:eastAsia="Microsoft YaHei UI" w:hAnsi="Microsoft YaHei UI"/>
+          <w:sz w:val="13"/>
+          <w:szCs w:val="11"/>
+        </w:rPr>
+      </w:pPr>
+      <w:r>
+        <w:rPr>
+          <w:rFonts w:ascii="Microsoft YaHei UI" w:eastAsia="Microsoft YaHei UI" w:hAnsi="Microsoft YaHei UI" w:hint="eastAsia"/>
+          <w:sz w:val="13"/>
+          <w:szCs w:val="11"/>
+        </w:rPr>
+        <w:t>总结：</w:t>
+      </w:r>
+      <w:r>
+        <w:rPr>
+          <w:rFonts w:ascii="Microsoft YaHei UI" w:eastAsia="Microsoft YaHei UI" w:hAnsi="Microsoft YaHei UI" w:hint="eastAsia"/>
+          <w:sz w:val="13"/>
+          <w:szCs w:val="11"/>
+        </w:rPr>
+        <w:t>①</w:t>
+      </w:r>
+      <w:r>
+        <w:rPr>
+          <w:rFonts w:ascii="Microsoft YaHei UI" w:eastAsia="Microsoft YaHei UI" w:hAnsi="Microsoft YaHei UI" w:hint="eastAsia"/>
+          <w:sz w:val="13"/>
+          <w:szCs w:val="11"/>
+        </w:rPr>
+        <w:t>在其余条件相同的情况下，前向+反向传播的耗时</w:t>
       </w:r>
       <w:r>
         <w:rPr>
@@ -851,25 +825,1134 @@
           <w:sz w:val="13"/>
           <w:szCs w:val="11"/>
         </w:rPr>
-        <w:t>并且呈线性关系。在当前模型下，前向比</w:t>
-      </w:r>
-      <w:proofErr w:type="gramStart"/>
-      <w:r>
-        <w:rPr>
-          <w:rFonts w:ascii="Microsoft YaHei UI" w:eastAsia="Microsoft YaHei UI" w:hAnsi="Microsoft YaHei UI" w:hint="eastAsia"/>
-          <w:sz w:val="13"/>
-          <w:szCs w:val="11"/>
-        </w:rPr>
-        <w:t>反向是</w:t>
-      </w:r>
-      <w:proofErr w:type="gramEnd"/>
-      <w:r>
-        <w:rPr>
-          <w:rFonts w:ascii="Microsoft YaHei UI" w:eastAsia="Microsoft YaHei UI" w:hAnsi="Microsoft YaHei UI" w:hint="eastAsia"/>
-          <w:sz w:val="13"/>
-          <w:szCs w:val="11"/>
-        </w:rPr>
-        <w:t>一个1：2左右的比例</w:t>
+        <w:t>并且呈线性关系。在当前模型下，前向比反向是一个1：2左右的比例</w:t>
+      </w:r>
+      <w:r>
+        <w:rPr>
+          <w:rFonts w:ascii="Microsoft YaHei UI" w:eastAsia="Microsoft YaHei UI" w:hAnsi="Microsoft YaHei UI" w:hint="eastAsia"/>
+          <w:sz w:val="13"/>
+          <w:szCs w:val="11"/>
+        </w:rPr>
+        <w:t>②模型参数量变大使得吞吐量下降，验证了模型越大推理越慢的道理</w:t>
+      </w:r>
+    </w:p>
+    <w:p>
+      <w:pPr>
+        <w:ind w:firstLineChars="0" w:firstLine="0"/>
+        <w:rPr>
+          <w:rFonts w:ascii="Microsoft YaHei UI" w:eastAsia="Microsoft YaHei UI" w:hAnsi="Microsoft YaHei UI" w:hint="eastAsia"/>
+          <w:sz w:val="13"/>
+          <w:szCs w:val="11"/>
+        </w:rPr>
+      </w:pPr>
+    </w:p>
+    <w:p>
+      <w:pPr>
+        <w:ind w:firstLineChars="0" w:firstLine="0"/>
+        <w:rPr>
+          <w:rFonts w:ascii="Microsoft YaHei UI" w:eastAsia="Microsoft YaHei UI" w:hAnsi="Microsoft YaHei UI"/>
+          <w:sz w:val="13"/>
+          <w:szCs w:val="11"/>
+        </w:rPr>
+      </w:pPr>
+    </w:p>
+    <w:p>
+      <w:pPr>
+        <w:ind w:firstLineChars="0" w:firstLine="0"/>
+        <w:rPr>
+          <w:rFonts w:ascii="Microsoft YaHei UI" w:eastAsia="Microsoft YaHei UI" w:hAnsi="Microsoft YaHei UI"/>
+          <w:sz w:val="13"/>
+          <w:szCs w:val="11"/>
+        </w:rPr>
+      </w:pPr>
+      <w:r>
+        <w:rPr>
+          <w:rFonts w:ascii="Microsoft YaHei UI" w:eastAsia="Microsoft YaHei UI" w:hAnsi="Microsoft YaHei UI" w:hint="eastAsia"/>
+          <w:sz w:val="13"/>
+          <w:szCs w:val="11"/>
+        </w:rPr>
+        <w:t>无预热情况：</w:t>
+      </w:r>
+    </w:p>
+    <w:p>
+      <w:pPr>
+        <w:ind w:firstLineChars="0" w:firstLine="0"/>
+        <w:rPr>
+          <w:rFonts w:ascii="Microsoft YaHei UI" w:eastAsia="Microsoft YaHei UI" w:hAnsi="Microsoft YaHei UI"/>
+          <w:sz w:val="13"/>
+          <w:szCs w:val="11"/>
+        </w:rPr>
+      </w:pPr>
+      <w:r>
+        <w:rPr>
+          <w:rFonts w:ascii="Microsoft YaHei UI" w:eastAsia="Microsoft YaHei UI" w:hAnsi="Microsoft YaHei UI"/>
+          <w:sz w:val="13"/>
+          <w:szCs w:val="11"/>
+        </w:rPr>
+        <w:t>python Benchmark.py --</w:t>
+      </w:r>
+      <w:proofErr w:type="spellStart"/>
+      <w:r>
+        <w:rPr>
+          <w:rFonts w:ascii="Microsoft YaHei UI" w:eastAsia="Microsoft YaHei UI" w:hAnsi="Microsoft YaHei UI"/>
+          <w:sz w:val="13"/>
+          <w:szCs w:val="11"/>
+        </w:rPr>
+        <w:t>model_size</w:t>
+      </w:r>
+      <w:proofErr w:type="spellEnd"/>
+      <w:r>
+        <w:rPr>
+          <w:rFonts w:ascii="Microsoft YaHei UI" w:eastAsia="Microsoft YaHei UI" w:hAnsi="Microsoft YaHei UI"/>
+          <w:sz w:val="13"/>
+          <w:szCs w:val="11"/>
+        </w:rPr>
+        <w:t xml:space="preserve"> </w:t>
+      </w:r>
+      <w:r>
+        <w:rPr>
+          <w:rFonts w:ascii="Microsoft YaHei UI" w:eastAsia="Microsoft YaHei UI" w:hAnsi="Microsoft YaHei UI" w:hint="eastAsia"/>
+          <w:sz w:val="13"/>
+          <w:szCs w:val="11"/>
+        </w:rPr>
+        <w:t>XX</w:t>
+      </w:r>
+      <w:r>
+        <w:rPr>
+          <w:rFonts w:ascii="Microsoft YaHei UI" w:eastAsia="Microsoft YaHei UI" w:hAnsi="Microsoft YaHei UI"/>
+          <w:sz w:val="13"/>
+          <w:szCs w:val="11"/>
+        </w:rPr>
+        <w:t xml:space="preserve"> --</w:t>
+      </w:r>
+      <w:proofErr w:type="spellStart"/>
+      <w:r>
+        <w:rPr>
+          <w:rFonts w:ascii="Microsoft YaHei UI" w:eastAsia="Microsoft YaHei UI" w:hAnsi="Microsoft YaHei UI"/>
+          <w:sz w:val="13"/>
+          <w:szCs w:val="11"/>
+        </w:rPr>
+        <w:t>context_length</w:t>
+      </w:r>
+      <w:proofErr w:type="spellEnd"/>
+      <w:r>
+        <w:rPr>
+          <w:rFonts w:ascii="Microsoft YaHei UI" w:eastAsia="Microsoft YaHei UI" w:hAnsi="Microsoft YaHei UI"/>
+          <w:sz w:val="13"/>
+          <w:szCs w:val="11"/>
+        </w:rPr>
+        <w:t xml:space="preserve"> 512 --mode </w:t>
+      </w:r>
+      <w:proofErr w:type="spellStart"/>
+      <w:r>
+        <w:rPr>
+          <w:rFonts w:ascii="Microsoft YaHei UI" w:eastAsia="Microsoft YaHei UI" w:hAnsi="Microsoft YaHei UI"/>
+          <w:sz w:val="13"/>
+          <w:szCs w:val="11"/>
+        </w:rPr>
+        <w:t>fwd</w:t>
+      </w:r>
+      <w:proofErr w:type="spellEnd"/>
+      <w:r>
+        <w:rPr>
+          <w:rFonts w:ascii="Microsoft YaHei UI" w:eastAsia="Microsoft YaHei UI" w:hAnsi="Microsoft YaHei UI"/>
+          <w:sz w:val="13"/>
+          <w:szCs w:val="11"/>
+        </w:rPr>
+        <w:t xml:space="preserve"> --</w:t>
+      </w:r>
+      <w:proofErr w:type="spellStart"/>
+      <w:r>
+        <w:rPr>
+          <w:rFonts w:ascii="Microsoft YaHei UI" w:eastAsia="Microsoft YaHei UI" w:hAnsi="Microsoft YaHei UI"/>
+          <w:sz w:val="13"/>
+          <w:szCs w:val="11"/>
+        </w:rPr>
+        <w:t>warmup_steps</w:t>
+      </w:r>
+      <w:proofErr w:type="spellEnd"/>
+      <w:r>
+        <w:rPr>
+          <w:rFonts w:ascii="Microsoft YaHei UI" w:eastAsia="Microsoft YaHei UI" w:hAnsi="Microsoft YaHei UI"/>
+          <w:sz w:val="13"/>
+          <w:szCs w:val="11"/>
+        </w:rPr>
+        <w:t xml:space="preserve"> 0 --</w:t>
+      </w:r>
+      <w:proofErr w:type="spellStart"/>
+      <w:r>
+        <w:rPr>
+          <w:rFonts w:ascii="Microsoft YaHei UI" w:eastAsia="Microsoft YaHei UI" w:hAnsi="Microsoft YaHei UI"/>
+          <w:sz w:val="13"/>
+          <w:szCs w:val="11"/>
+        </w:rPr>
+        <w:t>num_steps</w:t>
+      </w:r>
+      <w:proofErr w:type="spellEnd"/>
+      <w:r>
+        <w:rPr>
+          <w:rFonts w:ascii="Microsoft YaHei UI" w:eastAsia="Microsoft YaHei UI" w:hAnsi="Microsoft YaHei UI"/>
+          <w:sz w:val="13"/>
+          <w:szCs w:val="11"/>
+        </w:rPr>
+        <w:t xml:space="preserve"> 10  </w:t>
+      </w:r>
+    </w:p>
+    <w:p>
+      <w:pPr>
+        <w:ind w:firstLineChars="0" w:firstLine="0"/>
+        <w:rPr>
+          <w:rFonts w:ascii="Microsoft YaHei UI" w:eastAsia="Microsoft YaHei UI" w:hAnsi="Microsoft YaHei UI" w:hint="eastAsia"/>
+          <w:sz w:val="13"/>
+          <w:szCs w:val="11"/>
+        </w:rPr>
+      </w:pPr>
+      <w:r>
+        <w:rPr>
+          <w:rFonts w:ascii="Microsoft YaHei UI" w:eastAsia="Microsoft YaHei UI" w:hAnsi="Microsoft YaHei UI" w:hint="eastAsia"/>
+          <w:sz w:val="13"/>
+          <w:szCs w:val="11"/>
+        </w:rPr>
+        <w:t>| 模型规模   |   上下文长度 |   批次大小 | 模式   |   平均耗时(秒) |   吞吐量(tokens/秒) |   显存占用(MB) |</w:t>
+      </w:r>
+    </w:p>
+    <w:p>
+      <w:pPr>
+        <w:ind w:firstLineChars="0" w:firstLine="0"/>
+        <w:rPr>
+          <w:rFonts w:ascii="Microsoft YaHei UI" w:eastAsia="Microsoft YaHei UI" w:hAnsi="Microsoft YaHei UI"/>
+          <w:sz w:val="13"/>
+          <w:szCs w:val="11"/>
+        </w:rPr>
+      </w:pPr>
+      <w:r>
+        <w:rPr>
+          <w:rFonts w:ascii="Microsoft YaHei UI" w:eastAsia="Microsoft YaHei UI" w:hAnsi="Microsoft YaHei UI"/>
+          <w:sz w:val="13"/>
+          <w:szCs w:val="11"/>
+        </w:rPr>
+        <w:t xml:space="preserve">| </w:t>
+      </w:r>
+      <w:r>
+        <w:rPr>
+          <w:rFonts w:ascii="Microsoft YaHei UI" w:eastAsia="Microsoft YaHei UI" w:hAnsi="Microsoft YaHei UI"/>
+          <w:sz w:val="13"/>
+          <w:szCs w:val="11"/>
+        </w:rPr>
+        <w:t xml:space="preserve">   </w:t>
+      </w:r>
+      <w:r>
+        <w:rPr>
+          <w:rFonts w:ascii="Microsoft YaHei UI" w:eastAsia="Microsoft YaHei UI" w:hAnsi="Microsoft YaHei UI"/>
+          <w:sz w:val="13"/>
+          <w:szCs w:val="11"/>
+        </w:rPr>
+        <w:t xml:space="preserve">small </w:t>
+      </w:r>
+      <w:r>
+        <w:rPr>
+          <w:rFonts w:ascii="Microsoft YaHei UI" w:eastAsia="Microsoft YaHei UI" w:hAnsi="Microsoft YaHei UI"/>
+          <w:sz w:val="13"/>
+          <w:szCs w:val="11"/>
+        </w:rPr>
+        <w:t xml:space="preserve"> </w:t>
+      </w:r>
+      <w:r>
+        <w:rPr>
+          <w:rFonts w:ascii="Microsoft YaHei UI" w:eastAsia="Microsoft YaHei UI" w:hAnsi="Microsoft YaHei UI"/>
+          <w:sz w:val="13"/>
+          <w:szCs w:val="11"/>
+        </w:rPr>
+        <w:t xml:space="preserve"> |  </w:t>
+      </w:r>
+      <w:r>
+        <w:rPr>
+          <w:rFonts w:ascii="Microsoft YaHei UI" w:eastAsia="Microsoft YaHei UI" w:hAnsi="Microsoft YaHei UI"/>
+          <w:sz w:val="13"/>
+          <w:szCs w:val="11"/>
+        </w:rPr>
+        <w:t xml:space="preserve"> </w:t>
+      </w:r>
+      <w:r>
+        <w:rPr>
+          <w:rFonts w:ascii="Microsoft YaHei UI" w:eastAsia="Microsoft YaHei UI" w:hAnsi="Microsoft YaHei UI"/>
+          <w:sz w:val="13"/>
+          <w:szCs w:val="11"/>
+        </w:rPr>
+        <w:t xml:space="preserve">   512</w:t>
+      </w:r>
+      <w:r>
+        <w:rPr>
+          <w:rFonts w:ascii="Microsoft YaHei UI" w:eastAsia="Microsoft YaHei UI" w:hAnsi="Microsoft YaHei UI"/>
+          <w:sz w:val="13"/>
+          <w:szCs w:val="11"/>
+        </w:rPr>
+        <w:t xml:space="preserve">    </w:t>
+      </w:r>
+      <w:r>
+        <w:rPr>
+          <w:rFonts w:ascii="Microsoft YaHei UI" w:eastAsia="Microsoft YaHei UI" w:hAnsi="Microsoft YaHei UI"/>
+          <w:sz w:val="13"/>
+          <w:szCs w:val="11"/>
+        </w:rPr>
+        <w:t xml:space="preserve"> |      4</w:t>
+      </w:r>
+      <w:r>
+        <w:rPr>
+          <w:rFonts w:ascii="Microsoft YaHei UI" w:eastAsia="Microsoft YaHei UI" w:hAnsi="Microsoft YaHei UI"/>
+          <w:sz w:val="13"/>
+          <w:szCs w:val="11"/>
+        </w:rPr>
+        <w:t xml:space="preserve">    </w:t>
+      </w:r>
+      <w:r>
+        <w:rPr>
+          <w:rFonts w:ascii="Microsoft YaHei UI" w:eastAsia="Microsoft YaHei UI" w:hAnsi="Microsoft YaHei UI"/>
+          <w:sz w:val="13"/>
+          <w:szCs w:val="11"/>
+        </w:rPr>
+        <w:t xml:space="preserve"> |</w:t>
+      </w:r>
+      <w:r>
+        <w:rPr>
+          <w:rFonts w:ascii="Microsoft YaHei UI" w:eastAsia="Microsoft YaHei UI" w:hAnsi="Microsoft YaHei UI"/>
+          <w:sz w:val="13"/>
+          <w:szCs w:val="11"/>
+        </w:rPr>
+        <w:t xml:space="preserve"> </w:t>
+      </w:r>
+      <w:r>
+        <w:rPr>
+          <w:rFonts w:ascii="Microsoft YaHei UI" w:eastAsia="Microsoft YaHei UI" w:hAnsi="Microsoft YaHei UI"/>
+          <w:sz w:val="13"/>
+          <w:szCs w:val="11"/>
+        </w:rPr>
+        <w:t xml:space="preserve"> </w:t>
+      </w:r>
+      <w:proofErr w:type="spellStart"/>
+      <w:r>
+        <w:rPr>
+          <w:rFonts w:ascii="Microsoft YaHei UI" w:eastAsia="Microsoft YaHei UI" w:hAnsi="Microsoft YaHei UI"/>
+          <w:sz w:val="13"/>
+          <w:szCs w:val="11"/>
+        </w:rPr>
+        <w:t>fwd</w:t>
+      </w:r>
+      <w:proofErr w:type="spellEnd"/>
+      <w:r>
+        <w:rPr>
+          <w:rFonts w:ascii="Microsoft YaHei UI" w:eastAsia="Microsoft YaHei UI" w:hAnsi="Microsoft YaHei UI"/>
+          <w:sz w:val="13"/>
+          <w:szCs w:val="11"/>
+        </w:rPr>
+        <w:t xml:space="preserve">  | </w:t>
+      </w:r>
+      <w:r>
+        <w:rPr>
+          <w:rFonts w:ascii="Microsoft YaHei UI" w:eastAsia="Microsoft YaHei UI" w:hAnsi="Microsoft YaHei UI"/>
+          <w:sz w:val="13"/>
+          <w:szCs w:val="11"/>
+        </w:rPr>
+        <w:t xml:space="preserve">   </w:t>
+      </w:r>
+      <w:r>
+        <w:rPr>
+          <w:rFonts w:ascii="Microsoft YaHei UI" w:eastAsia="Microsoft YaHei UI" w:hAnsi="Microsoft YaHei UI"/>
+          <w:sz w:val="13"/>
+          <w:szCs w:val="11"/>
+        </w:rPr>
+        <w:t xml:space="preserve">0.0771787 |         26535.8 </w:t>
+      </w:r>
+      <w:r>
+        <w:rPr>
+          <w:rFonts w:ascii="Microsoft YaHei UI" w:eastAsia="Microsoft YaHei UI" w:hAnsi="Microsoft YaHei UI"/>
+          <w:sz w:val="13"/>
+          <w:szCs w:val="11"/>
+        </w:rPr>
+        <w:t xml:space="preserve">  </w:t>
+      </w:r>
+      <w:r>
+        <w:rPr>
+          <w:rFonts w:ascii="Microsoft YaHei UI" w:eastAsia="Microsoft YaHei UI" w:hAnsi="Microsoft YaHei UI"/>
+          <w:sz w:val="13"/>
+          <w:szCs w:val="11"/>
+        </w:rPr>
+        <w:t>|     722.69</w:t>
+      </w:r>
+      <w:r>
+        <w:rPr>
+          <w:rFonts w:ascii="Microsoft YaHei UI" w:eastAsia="Microsoft YaHei UI" w:hAnsi="Microsoft YaHei UI"/>
+          <w:sz w:val="13"/>
+          <w:szCs w:val="11"/>
+        </w:rPr>
+        <w:t xml:space="preserve">    </w:t>
+      </w:r>
+      <w:r>
+        <w:rPr>
+          <w:rFonts w:ascii="Microsoft YaHei UI" w:eastAsia="Microsoft YaHei UI" w:hAnsi="Microsoft YaHei UI"/>
+          <w:sz w:val="13"/>
+          <w:szCs w:val="11"/>
+        </w:rPr>
+        <w:t xml:space="preserve"> |</w:t>
+      </w:r>
+    </w:p>
+    <w:p>
+      <w:pPr>
+        <w:ind w:firstLineChars="0" w:firstLine="0"/>
+        <w:rPr>
+          <w:rFonts w:ascii="Microsoft YaHei UI" w:eastAsia="Microsoft YaHei UI" w:hAnsi="Microsoft YaHei UI"/>
+          <w:sz w:val="13"/>
+          <w:szCs w:val="11"/>
+        </w:rPr>
+      </w:pPr>
+      <w:r>
+        <w:rPr>
+          <w:rFonts w:ascii="Microsoft YaHei UI" w:eastAsia="Microsoft YaHei UI" w:hAnsi="Microsoft YaHei UI"/>
+          <w:sz w:val="13"/>
+          <w:szCs w:val="11"/>
+        </w:rPr>
+        <w:t xml:space="preserve">| </w:t>
+      </w:r>
+      <w:r>
+        <w:rPr>
+          <w:rFonts w:ascii="Microsoft YaHei UI" w:eastAsia="Microsoft YaHei UI" w:hAnsi="Microsoft YaHei UI"/>
+          <w:sz w:val="13"/>
+          <w:szCs w:val="11"/>
+        </w:rPr>
+        <w:t xml:space="preserve"> </w:t>
+      </w:r>
+      <w:r>
+        <w:rPr>
+          <w:rFonts w:ascii="Microsoft YaHei UI" w:eastAsia="Microsoft YaHei UI" w:hAnsi="Microsoft YaHei UI"/>
+          <w:sz w:val="13"/>
+          <w:szCs w:val="11"/>
+        </w:rPr>
+        <w:t xml:space="preserve">medium </w:t>
+      </w:r>
+      <w:r>
+        <w:rPr>
+          <w:rFonts w:ascii="Microsoft YaHei UI" w:eastAsia="Microsoft YaHei UI" w:hAnsi="Microsoft YaHei UI"/>
+          <w:sz w:val="13"/>
+          <w:szCs w:val="11"/>
+        </w:rPr>
+        <w:t xml:space="preserve"> </w:t>
+      </w:r>
+      <w:r>
+        <w:rPr>
+          <w:rFonts w:ascii="Microsoft YaHei UI" w:eastAsia="Microsoft YaHei UI" w:hAnsi="Microsoft YaHei UI"/>
+          <w:sz w:val="13"/>
+          <w:szCs w:val="11"/>
+        </w:rPr>
+        <w:t xml:space="preserve">|  </w:t>
+      </w:r>
+      <w:r>
+        <w:rPr>
+          <w:rFonts w:ascii="Microsoft YaHei UI" w:eastAsia="Microsoft YaHei UI" w:hAnsi="Microsoft YaHei UI"/>
+          <w:sz w:val="13"/>
+          <w:szCs w:val="11"/>
+        </w:rPr>
+        <w:t xml:space="preserve"> </w:t>
+      </w:r>
+      <w:r>
+        <w:rPr>
+          <w:rFonts w:ascii="Microsoft YaHei UI" w:eastAsia="Microsoft YaHei UI" w:hAnsi="Microsoft YaHei UI"/>
+          <w:sz w:val="13"/>
+          <w:szCs w:val="11"/>
+        </w:rPr>
+        <w:t xml:space="preserve">   512</w:t>
+      </w:r>
+      <w:r>
+        <w:rPr>
+          <w:rFonts w:ascii="Microsoft YaHei UI" w:eastAsia="Microsoft YaHei UI" w:hAnsi="Microsoft YaHei UI"/>
+          <w:sz w:val="13"/>
+          <w:szCs w:val="11"/>
+        </w:rPr>
+        <w:t xml:space="preserve">    </w:t>
+      </w:r>
+      <w:r>
+        <w:rPr>
+          <w:rFonts w:ascii="Microsoft YaHei UI" w:eastAsia="Microsoft YaHei UI" w:hAnsi="Microsoft YaHei UI"/>
+          <w:sz w:val="13"/>
+          <w:szCs w:val="11"/>
+        </w:rPr>
+        <w:t xml:space="preserve"> |      4 </w:t>
+      </w:r>
+      <w:r>
+        <w:rPr>
+          <w:rFonts w:ascii="Microsoft YaHei UI" w:eastAsia="Microsoft YaHei UI" w:hAnsi="Microsoft YaHei UI"/>
+          <w:sz w:val="13"/>
+          <w:szCs w:val="11"/>
+        </w:rPr>
+        <w:t xml:space="preserve">    </w:t>
+      </w:r>
+      <w:r>
+        <w:rPr>
+          <w:rFonts w:ascii="Microsoft YaHei UI" w:eastAsia="Microsoft YaHei UI" w:hAnsi="Microsoft YaHei UI"/>
+          <w:sz w:val="13"/>
+          <w:szCs w:val="11"/>
+        </w:rPr>
+        <w:t>|</w:t>
+      </w:r>
+      <w:r>
+        <w:rPr>
+          <w:rFonts w:ascii="Microsoft YaHei UI" w:eastAsia="Microsoft YaHei UI" w:hAnsi="Microsoft YaHei UI"/>
+          <w:sz w:val="13"/>
+          <w:szCs w:val="11"/>
+        </w:rPr>
+        <w:t xml:space="preserve">  </w:t>
+      </w:r>
+      <w:r>
+        <w:rPr>
+          <w:rFonts w:ascii="Microsoft YaHei UI" w:eastAsia="Microsoft YaHei UI" w:hAnsi="Microsoft YaHei UI"/>
+          <w:sz w:val="13"/>
+          <w:szCs w:val="11"/>
+        </w:rPr>
+        <w:t xml:space="preserve"> </w:t>
+      </w:r>
+      <w:proofErr w:type="spellStart"/>
+      <w:r>
+        <w:rPr>
+          <w:rFonts w:ascii="Microsoft YaHei UI" w:eastAsia="Microsoft YaHei UI" w:hAnsi="Microsoft YaHei UI"/>
+          <w:sz w:val="13"/>
+          <w:szCs w:val="11"/>
+        </w:rPr>
+        <w:t>fwd</w:t>
+      </w:r>
+      <w:proofErr w:type="spellEnd"/>
+      <w:r>
+        <w:rPr>
+          <w:rFonts w:ascii="Microsoft YaHei UI" w:eastAsia="Microsoft YaHei UI" w:hAnsi="Microsoft YaHei UI"/>
+          <w:sz w:val="13"/>
+          <w:szCs w:val="11"/>
+        </w:rPr>
+        <w:t xml:space="preserve">  | </w:t>
+      </w:r>
+      <w:r>
+        <w:rPr>
+          <w:rFonts w:ascii="Microsoft YaHei UI" w:eastAsia="Microsoft YaHei UI" w:hAnsi="Microsoft YaHei UI"/>
+          <w:sz w:val="13"/>
+          <w:szCs w:val="11"/>
+        </w:rPr>
+        <w:t xml:space="preserve">  </w:t>
+      </w:r>
+      <w:r>
+        <w:rPr>
+          <w:rFonts w:ascii="Microsoft YaHei UI" w:eastAsia="Microsoft YaHei UI" w:hAnsi="Microsoft YaHei UI"/>
+          <w:sz w:val="13"/>
+          <w:szCs w:val="11"/>
+        </w:rPr>
+        <w:t xml:space="preserve"> 0.183398</w:t>
+      </w:r>
+      <w:r>
+        <w:rPr>
+          <w:rFonts w:ascii="Microsoft YaHei UI" w:eastAsia="Microsoft YaHei UI" w:hAnsi="Microsoft YaHei UI"/>
+          <w:sz w:val="13"/>
+          <w:szCs w:val="11"/>
+        </w:rPr>
+        <w:t xml:space="preserve"> </w:t>
+      </w:r>
+      <w:r>
+        <w:rPr>
+          <w:rFonts w:ascii="Microsoft YaHei UI" w:eastAsia="Microsoft YaHei UI" w:hAnsi="Microsoft YaHei UI"/>
+          <w:sz w:val="13"/>
+          <w:szCs w:val="11"/>
+        </w:rPr>
+        <w:t xml:space="preserve"> |         11166.9 </w:t>
+      </w:r>
+      <w:r>
+        <w:rPr>
+          <w:rFonts w:ascii="Microsoft YaHei UI" w:eastAsia="Microsoft YaHei UI" w:hAnsi="Microsoft YaHei UI"/>
+          <w:sz w:val="13"/>
+          <w:szCs w:val="11"/>
+        </w:rPr>
+        <w:t xml:space="preserve"> </w:t>
+      </w:r>
+      <w:r>
+        <w:rPr>
+          <w:rFonts w:ascii="Microsoft YaHei UI" w:eastAsia="Microsoft YaHei UI" w:hAnsi="Microsoft YaHei UI"/>
+          <w:sz w:val="13"/>
+          <w:szCs w:val="11"/>
+        </w:rPr>
+        <w:t>|    1920.84</w:t>
+      </w:r>
+      <w:r>
+        <w:rPr>
+          <w:rFonts w:ascii="Microsoft YaHei UI" w:eastAsia="Microsoft YaHei UI" w:hAnsi="Microsoft YaHei UI"/>
+          <w:sz w:val="13"/>
+          <w:szCs w:val="11"/>
+        </w:rPr>
+        <w:t xml:space="preserve">    </w:t>
+      </w:r>
+      <w:r>
+        <w:rPr>
+          <w:rFonts w:ascii="Microsoft YaHei UI" w:eastAsia="Microsoft YaHei UI" w:hAnsi="Microsoft YaHei UI"/>
+          <w:sz w:val="13"/>
+          <w:szCs w:val="11"/>
+        </w:rPr>
+        <w:t xml:space="preserve"> |</w:t>
+      </w:r>
+    </w:p>
+    <w:p>
+      <w:pPr>
+        <w:ind w:firstLineChars="0" w:firstLine="0"/>
+        <w:rPr>
+          <w:rFonts w:ascii="Microsoft YaHei UI" w:eastAsia="Microsoft YaHei UI" w:hAnsi="Microsoft YaHei UI"/>
+          <w:sz w:val="13"/>
+          <w:szCs w:val="11"/>
+        </w:rPr>
+      </w:pPr>
+      <w:r>
+        <w:rPr>
+          <w:rFonts w:ascii="Microsoft YaHei UI" w:eastAsia="Microsoft YaHei UI" w:hAnsi="Microsoft YaHei UI"/>
+          <w:sz w:val="13"/>
+          <w:szCs w:val="11"/>
+        </w:rPr>
+        <w:t xml:space="preserve">| large  |     512 |      4 | </w:t>
+      </w:r>
+      <w:proofErr w:type="spellStart"/>
+      <w:r>
+        <w:rPr>
+          <w:rFonts w:ascii="Microsoft YaHei UI" w:eastAsia="Microsoft YaHei UI" w:hAnsi="Microsoft YaHei UI"/>
+          <w:sz w:val="13"/>
+          <w:szCs w:val="11"/>
+        </w:rPr>
+        <w:t>fwd</w:t>
+      </w:r>
+      <w:proofErr w:type="spellEnd"/>
+      <w:r>
+        <w:rPr>
+          <w:rFonts w:ascii="Microsoft YaHei UI" w:eastAsia="Microsoft YaHei UI" w:hAnsi="Microsoft YaHei UI"/>
+          <w:sz w:val="13"/>
+          <w:szCs w:val="11"/>
+        </w:rPr>
+        <w:t xml:space="preserve">  |   0.35119 |         5831.59 |    4184.69 |</w:t>
+      </w:r>
+    </w:p>
+    <w:p>
+      <w:pPr>
+        <w:ind w:firstLineChars="0" w:firstLine="0"/>
+        <w:rPr>
+          <w:rFonts w:ascii="Microsoft YaHei UI" w:eastAsia="Microsoft YaHei UI" w:hAnsi="Microsoft YaHei UI"/>
+          <w:sz w:val="13"/>
+          <w:szCs w:val="11"/>
+        </w:rPr>
+      </w:pPr>
+      <w:r>
+        <w:rPr>
+          <w:rFonts w:ascii="Microsoft YaHei UI" w:eastAsia="Microsoft YaHei UI" w:hAnsi="Microsoft YaHei UI"/>
+          <w:sz w:val="13"/>
+          <w:szCs w:val="11"/>
+        </w:rPr>
+        <w:t xml:space="preserve">| xl     |     512 |      4 | </w:t>
+      </w:r>
+      <w:proofErr w:type="spellStart"/>
+      <w:r>
+        <w:rPr>
+          <w:rFonts w:ascii="Microsoft YaHei UI" w:eastAsia="Microsoft YaHei UI" w:hAnsi="Microsoft YaHei UI"/>
+          <w:sz w:val="13"/>
+          <w:szCs w:val="11"/>
+        </w:rPr>
+        <w:t>fwd</w:t>
+      </w:r>
+      <w:proofErr w:type="spellEnd"/>
+      <w:r>
+        <w:rPr>
+          <w:rFonts w:ascii="Microsoft YaHei UI" w:eastAsia="Microsoft YaHei UI" w:hAnsi="Microsoft YaHei UI"/>
+          <w:sz w:val="13"/>
+          <w:szCs w:val="11"/>
+        </w:rPr>
+        <w:t xml:space="preserve">  |  0.661703 |         3095.05 |    8275.83 |</w:t>
+      </w:r>
+    </w:p>
+    <w:p>
+      <w:pPr>
+        <w:ind w:firstLineChars="0" w:firstLine="0"/>
+        <w:rPr>
+          <w:rFonts w:ascii="Microsoft YaHei UI" w:eastAsia="Microsoft YaHei UI" w:hAnsi="Microsoft YaHei UI"/>
+          <w:sz w:val="13"/>
+          <w:szCs w:val="11"/>
+        </w:rPr>
+      </w:pPr>
+      <w:r>
+        <w:rPr>
+          <w:rFonts w:ascii="Microsoft YaHei UI" w:eastAsia="Microsoft YaHei UI" w:hAnsi="Microsoft YaHei UI"/>
+          <w:sz w:val="13"/>
+          <w:szCs w:val="11"/>
+        </w:rPr>
+        <w:t xml:space="preserve">| 2.7B   |     512 |      4 | </w:t>
+      </w:r>
+      <w:proofErr w:type="spellStart"/>
+      <w:r>
+        <w:rPr>
+          <w:rFonts w:ascii="Microsoft YaHei UI" w:eastAsia="Microsoft YaHei UI" w:hAnsi="Microsoft YaHei UI"/>
+          <w:sz w:val="13"/>
+          <w:szCs w:val="11"/>
+        </w:rPr>
+        <w:t>fwd</w:t>
+      </w:r>
+      <w:proofErr w:type="spellEnd"/>
+      <w:r>
+        <w:rPr>
+          <w:rFonts w:ascii="Microsoft YaHei UI" w:eastAsia="Microsoft YaHei UI" w:hAnsi="Microsoft YaHei UI"/>
+          <w:sz w:val="13"/>
+          <w:szCs w:val="11"/>
+        </w:rPr>
+        <w:t xml:space="preserve">  |  0.940035 |         2178.64 |    13745.4 |</w:t>
+      </w:r>
+    </w:p>
+    <w:p>
+      <w:pPr>
+        <w:ind w:firstLineChars="0" w:firstLine="0"/>
+        <w:rPr>
+          <w:rFonts w:ascii="Microsoft YaHei UI" w:eastAsia="Microsoft YaHei UI" w:hAnsi="Microsoft YaHei UI"/>
+          <w:sz w:val="13"/>
+          <w:szCs w:val="11"/>
+        </w:rPr>
+      </w:pPr>
+      <w:r>
+        <w:rPr>
+          <w:rFonts w:ascii="Microsoft YaHei UI" w:eastAsia="Microsoft YaHei UI" w:hAnsi="Microsoft YaHei UI" w:hint="eastAsia"/>
+          <w:sz w:val="13"/>
+          <w:szCs w:val="11"/>
+        </w:rPr>
+        <w:lastRenderedPageBreak/>
+        <w:t>总结：出现了显著的冷启动效应，无预热的第一步包含了CUDA的初始化、显存分配与kernel编译等等时间，使得运行时长变久</w:t>
+      </w:r>
+    </w:p>
+    <w:p>
+      <w:pPr>
+        <w:ind w:firstLineChars="0" w:firstLine="0"/>
+        <w:rPr>
+          <w:rFonts w:ascii="Microsoft YaHei UI" w:eastAsia="Microsoft YaHei UI" w:hAnsi="Microsoft YaHei UI"/>
+          <w:sz w:val="13"/>
+          <w:szCs w:val="11"/>
+        </w:rPr>
+      </w:pPr>
+    </w:p>
+    <w:p>
+      <w:pPr>
+        <w:ind w:firstLineChars="0" w:firstLine="0"/>
+        <w:rPr>
+          <w:rFonts w:ascii="Microsoft YaHei UI" w:eastAsia="Microsoft YaHei UI" w:hAnsi="Microsoft YaHei UI"/>
+          <w:sz w:val="13"/>
+          <w:szCs w:val="11"/>
+        </w:rPr>
+      </w:pPr>
+      <w:r>
+        <w:rPr>
+          <w:rFonts w:ascii="Microsoft YaHei UI" w:eastAsia="Microsoft YaHei UI" w:hAnsi="Microsoft YaHei UI" w:hint="eastAsia"/>
+          <w:sz w:val="13"/>
+          <w:szCs w:val="11"/>
+        </w:rPr>
+        <w:t>1次</w:t>
+      </w:r>
+      <w:r>
+        <w:rPr>
+          <w:rFonts w:ascii="Microsoft YaHei UI" w:eastAsia="Microsoft YaHei UI" w:hAnsi="Microsoft YaHei UI" w:hint="eastAsia"/>
+          <w:sz w:val="13"/>
+          <w:szCs w:val="11"/>
+        </w:rPr>
+        <w:t>预热情况：</w:t>
+      </w:r>
+    </w:p>
+    <w:p>
+      <w:pPr>
+        <w:ind w:firstLineChars="0" w:firstLine="0"/>
+        <w:rPr>
+          <w:rFonts w:ascii="Microsoft YaHei UI" w:eastAsia="Microsoft YaHei UI" w:hAnsi="Microsoft YaHei UI"/>
+          <w:sz w:val="13"/>
+          <w:szCs w:val="11"/>
+        </w:rPr>
+      </w:pPr>
+      <w:r>
+        <w:rPr>
+          <w:rFonts w:ascii="Microsoft YaHei UI" w:eastAsia="Microsoft YaHei UI" w:hAnsi="Microsoft YaHei UI"/>
+          <w:sz w:val="13"/>
+          <w:szCs w:val="11"/>
+        </w:rPr>
+        <w:t>python Benchmark.py --</w:t>
+      </w:r>
+      <w:proofErr w:type="spellStart"/>
+      <w:r>
+        <w:rPr>
+          <w:rFonts w:ascii="Microsoft YaHei UI" w:eastAsia="Microsoft YaHei UI" w:hAnsi="Microsoft YaHei UI"/>
+          <w:sz w:val="13"/>
+          <w:szCs w:val="11"/>
+        </w:rPr>
+        <w:t>model_size</w:t>
+      </w:r>
+      <w:proofErr w:type="spellEnd"/>
+      <w:r>
+        <w:rPr>
+          <w:rFonts w:ascii="Microsoft YaHei UI" w:eastAsia="Microsoft YaHei UI" w:hAnsi="Microsoft YaHei UI"/>
+          <w:sz w:val="13"/>
+          <w:szCs w:val="11"/>
+        </w:rPr>
+        <w:t xml:space="preserve"> </w:t>
+      </w:r>
+      <w:r>
+        <w:rPr>
+          <w:rFonts w:ascii="Microsoft YaHei UI" w:eastAsia="Microsoft YaHei UI" w:hAnsi="Microsoft YaHei UI" w:hint="eastAsia"/>
+          <w:sz w:val="13"/>
+          <w:szCs w:val="11"/>
+        </w:rPr>
+        <w:t>XX</w:t>
+      </w:r>
+      <w:r>
+        <w:rPr>
+          <w:rFonts w:ascii="Microsoft YaHei UI" w:eastAsia="Microsoft YaHei UI" w:hAnsi="Microsoft YaHei UI"/>
+          <w:sz w:val="13"/>
+          <w:szCs w:val="11"/>
+        </w:rPr>
+        <w:t xml:space="preserve"> --</w:t>
+      </w:r>
+      <w:proofErr w:type="spellStart"/>
+      <w:r>
+        <w:rPr>
+          <w:rFonts w:ascii="Microsoft YaHei UI" w:eastAsia="Microsoft YaHei UI" w:hAnsi="Microsoft YaHei UI"/>
+          <w:sz w:val="13"/>
+          <w:szCs w:val="11"/>
+        </w:rPr>
+        <w:t>context_length</w:t>
+      </w:r>
+      <w:proofErr w:type="spellEnd"/>
+      <w:r>
+        <w:rPr>
+          <w:rFonts w:ascii="Microsoft YaHei UI" w:eastAsia="Microsoft YaHei UI" w:hAnsi="Microsoft YaHei UI"/>
+          <w:sz w:val="13"/>
+          <w:szCs w:val="11"/>
+        </w:rPr>
+        <w:t xml:space="preserve"> 512 --mode </w:t>
+      </w:r>
+      <w:proofErr w:type="spellStart"/>
+      <w:r>
+        <w:rPr>
+          <w:rFonts w:ascii="Microsoft YaHei UI" w:eastAsia="Microsoft YaHei UI" w:hAnsi="Microsoft YaHei UI"/>
+          <w:sz w:val="13"/>
+          <w:szCs w:val="11"/>
+        </w:rPr>
+        <w:t>fwd</w:t>
+      </w:r>
+      <w:proofErr w:type="spellEnd"/>
+      <w:r>
+        <w:rPr>
+          <w:rFonts w:ascii="Microsoft YaHei UI" w:eastAsia="Microsoft YaHei UI" w:hAnsi="Microsoft YaHei UI"/>
+          <w:sz w:val="13"/>
+          <w:szCs w:val="11"/>
+        </w:rPr>
+        <w:t xml:space="preserve"> --</w:t>
+      </w:r>
+      <w:proofErr w:type="spellStart"/>
+      <w:r>
+        <w:rPr>
+          <w:rFonts w:ascii="Microsoft YaHei UI" w:eastAsia="Microsoft YaHei UI" w:hAnsi="Microsoft YaHei UI"/>
+          <w:sz w:val="13"/>
+          <w:szCs w:val="11"/>
+        </w:rPr>
+        <w:t>warmup_steps</w:t>
+      </w:r>
+      <w:proofErr w:type="spellEnd"/>
+      <w:r>
+        <w:rPr>
+          <w:rFonts w:ascii="Microsoft YaHei UI" w:eastAsia="Microsoft YaHei UI" w:hAnsi="Microsoft YaHei UI"/>
+          <w:sz w:val="13"/>
+          <w:szCs w:val="11"/>
+        </w:rPr>
+        <w:t xml:space="preserve"> </w:t>
+      </w:r>
+      <w:r>
+        <w:rPr>
+          <w:rFonts w:ascii="Microsoft YaHei UI" w:eastAsia="Microsoft YaHei UI" w:hAnsi="Microsoft YaHei UI"/>
+          <w:sz w:val="13"/>
+          <w:szCs w:val="11"/>
+        </w:rPr>
+        <w:t>1</w:t>
+      </w:r>
+      <w:r>
+        <w:rPr>
+          <w:rFonts w:ascii="Microsoft YaHei UI" w:eastAsia="Microsoft YaHei UI" w:hAnsi="Microsoft YaHei UI"/>
+          <w:sz w:val="13"/>
+          <w:szCs w:val="11"/>
+        </w:rPr>
+        <w:t xml:space="preserve"> --</w:t>
+      </w:r>
+      <w:proofErr w:type="spellStart"/>
+      <w:r>
+        <w:rPr>
+          <w:rFonts w:ascii="Microsoft YaHei UI" w:eastAsia="Microsoft YaHei UI" w:hAnsi="Microsoft YaHei UI"/>
+          <w:sz w:val="13"/>
+          <w:szCs w:val="11"/>
+        </w:rPr>
+        <w:t>num_steps</w:t>
+      </w:r>
+      <w:proofErr w:type="spellEnd"/>
+      <w:r>
+        <w:rPr>
+          <w:rFonts w:ascii="Microsoft YaHei UI" w:eastAsia="Microsoft YaHei UI" w:hAnsi="Microsoft YaHei UI"/>
+          <w:sz w:val="13"/>
+          <w:szCs w:val="11"/>
+        </w:rPr>
+        <w:t xml:space="preserve"> 10  </w:t>
+      </w:r>
+    </w:p>
+    <w:p>
+      <w:pPr>
+        <w:ind w:firstLineChars="0" w:firstLine="0"/>
+        <w:rPr>
+          <w:rFonts w:ascii="Microsoft YaHei UI" w:eastAsia="Microsoft YaHei UI" w:hAnsi="Microsoft YaHei UI" w:hint="eastAsia"/>
+          <w:sz w:val="13"/>
+          <w:szCs w:val="11"/>
+        </w:rPr>
+      </w:pPr>
+      <w:r>
+        <w:rPr>
+          <w:rFonts w:ascii="Microsoft YaHei UI" w:eastAsia="Microsoft YaHei UI" w:hAnsi="Microsoft YaHei UI" w:hint="eastAsia"/>
+          <w:sz w:val="13"/>
+          <w:szCs w:val="11"/>
+        </w:rPr>
+        <w:t>预热 (1 步)...</w:t>
+      </w:r>
+    </w:p>
+    <w:p>
+      <w:pPr>
+        <w:ind w:firstLineChars="0" w:firstLine="0"/>
+        <w:rPr>
+          <w:rFonts w:ascii="Microsoft YaHei UI" w:eastAsia="Microsoft YaHei UI" w:hAnsi="Microsoft YaHei UI" w:hint="eastAsia"/>
+          <w:sz w:val="13"/>
+          <w:szCs w:val="11"/>
+        </w:rPr>
+      </w:pPr>
+      <w:r>
+        <w:rPr>
+          <w:rFonts w:ascii="Microsoft YaHei UI" w:eastAsia="Microsoft YaHei UI" w:hAnsi="Microsoft YaHei UI" w:hint="eastAsia"/>
+          <w:sz w:val="13"/>
+          <w:szCs w:val="11"/>
+        </w:rPr>
+        <w:t>测时 (10 轮)...</w:t>
+      </w:r>
+    </w:p>
+    <w:p>
+      <w:pPr>
+        <w:ind w:firstLineChars="0" w:firstLine="0"/>
+        <w:rPr>
+          <w:rFonts w:ascii="Microsoft YaHei UI" w:eastAsia="Microsoft YaHei UI" w:hAnsi="Microsoft YaHei UI" w:hint="eastAsia"/>
+          <w:sz w:val="13"/>
+          <w:szCs w:val="11"/>
+        </w:rPr>
+      </w:pPr>
+      <w:r>
+        <w:rPr>
+          <w:rFonts w:ascii="Microsoft YaHei UI" w:eastAsia="Microsoft YaHei UI" w:hAnsi="Microsoft YaHei UI" w:hint="eastAsia"/>
+          <w:sz w:val="13"/>
+          <w:szCs w:val="11"/>
+        </w:rPr>
+        <w:t>| 模型规模   |   上下文长度 |   批次大小 | 模式   |   平均耗时(秒) |   吞吐量(tokens/秒) |   显存占用(MB) |</w:t>
+      </w:r>
+    </w:p>
+    <w:p>
+      <w:pPr>
+        <w:ind w:firstLineChars="0" w:firstLine="0"/>
+        <w:rPr>
+          <w:rFonts w:ascii="Microsoft YaHei UI" w:eastAsia="Microsoft YaHei UI" w:hAnsi="Microsoft YaHei UI"/>
+          <w:sz w:val="13"/>
+          <w:szCs w:val="11"/>
+        </w:rPr>
+      </w:pPr>
+      <w:r>
+        <w:rPr>
+          <w:rFonts w:ascii="Microsoft YaHei UI" w:eastAsia="Microsoft YaHei UI" w:hAnsi="Microsoft YaHei UI"/>
+          <w:sz w:val="13"/>
+          <w:szCs w:val="11"/>
+        </w:rPr>
+        <w:t xml:space="preserve">| small  |     512 |      4 | </w:t>
+      </w:r>
+      <w:proofErr w:type="spellStart"/>
+      <w:r>
+        <w:rPr>
+          <w:rFonts w:ascii="Microsoft YaHei UI" w:eastAsia="Microsoft YaHei UI" w:hAnsi="Microsoft YaHei UI"/>
+          <w:sz w:val="13"/>
+          <w:szCs w:val="11"/>
+        </w:rPr>
+        <w:t>fwd</w:t>
+      </w:r>
+      <w:proofErr w:type="spellEnd"/>
+      <w:r>
+        <w:rPr>
+          <w:rFonts w:ascii="Microsoft YaHei UI" w:eastAsia="Microsoft YaHei UI" w:hAnsi="Microsoft YaHei UI"/>
+          <w:sz w:val="13"/>
+          <w:szCs w:val="11"/>
+        </w:rPr>
+        <w:t xml:space="preserve">  | 0.0484281 |         42289.5 |     722.69 |</w:t>
+      </w:r>
+    </w:p>
+    <w:p>
+      <w:pPr>
+        <w:ind w:firstLineChars="0" w:firstLine="0"/>
+        <w:rPr>
+          <w:rFonts w:ascii="Microsoft YaHei UI" w:eastAsia="Microsoft YaHei UI" w:hAnsi="Microsoft YaHei UI"/>
+          <w:sz w:val="13"/>
+          <w:szCs w:val="11"/>
+        </w:rPr>
+      </w:pPr>
+      <w:r>
+        <w:rPr>
+          <w:rFonts w:ascii="Microsoft YaHei UI" w:eastAsia="Microsoft YaHei UI" w:hAnsi="Microsoft YaHei UI"/>
+          <w:sz w:val="13"/>
+          <w:szCs w:val="11"/>
+        </w:rPr>
+        <w:t xml:space="preserve">| medium |     512 |      4 | </w:t>
+      </w:r>
+      <w:proofErr w:type="spellStart"/>
+      <w:r>
+        <w:rPr>
+          <w:rFonts w:ascii="Microsoft YaHei UI" w:eastAsia="Microsoft YaHei UI" w:hAnsi="Microsoft YaHei UI"/>
+          <w:sz w:val="13"/>
+          <w:szCs w:val="11"/>
+        </w:rPr>
+        <w:t>fwd</w:t>
+      </w:r>
+      <w:proofErr w:type="spellEnd"/>
+      <w:r>
+        <w:rPr>
+          <w:rFonts w:ascii="Microsoft YaHei UI" w:eastAsia="Microsoft YaHei UI" w:hAnsi="Microsoft YaHei UI"/>
+          <w:sz w:val="13"/>
+          <w:szCs w:val="11"/>
+        </w:rPr>
+        <w:t xml:space="preserve">  |  0.147931 |         13844.3 |    1920.84 |</w:t>
+      </w:r>
+    </w:p>
+    <w:p>
+      <w:pPr>
+        <w:ind w:firstLineChars="0" w:firstLine="0"/>
+        <w:rPr>
+          <w:rFonts w:ascii="Microsoft YaHei UI" w:eastAsia="Microsoft YaHei UI" w:hAnsi="Microsoft YaHei UI" w:hint="eastAsia"/>
+          <w:sz w:val="13"/>
+          <w:szCs w:val="11"/>
+        </w:rPr>
+      </w:pPr>
+      <w:r>
+        <w:rPr>
+          <w:rFonts w:ascii="Microsoft YaHei UI" w:eastAsia="Microsoft YaHei UI" w:hAnsi="Microsoft YaHei UI"/>
+          <w:sz w:val="13"/>
+          <w:szCs w:val="11"/>
+        </w:rPr>
+        <w:t xml:space="preserve">| large  |     512 |      4 | </w:t>
+      </w:r>
+      <w:proofErr w:type="spellStart"/>
+      <w:r>
+        <w:rPr>
+          <w:rFonts w:ascii="Microsoft YaHei UI" w:eastAsia="Microsoft YaHei UI" w:hAnsi="Microsoft YaHei UI"/>
+          <w:sz w:val="13"/>
+          <w:szCs w:val="11"/>
+        </w:rPr>
+        <w:t>fwd</w:t>
+      </w:r>
+      <w:proofErr w:type="spellEnd"/>
+      <w:r>
+        <w:rPr>
+          <w:rFonts w:ascii="Microsoft YaHei UI" w:eastAsia="Microsoft YaHei UI" w:hAnsi="Microsoft YaHei UI"/>
+          <w:sz w:val="13"/>
+          <w:szCs w:val="11"/>
+        </w:rPr>
+        <w:t xml:space="preserve">  |  0.320245 |         6395.11 |    4184.69 |</w:t>
+      </w:r>
+    </w:p>
+    <w:p>
+      <w:pPr>
+        <w:ind w:firstLineChars="0" w:firstLine="0"/>
+        <w:rPr>
+          <w:rFonts w:ascii="Microsoft YaHei UI" w:eastAsia="Microsoft YaHei UI" w:hAnsi="Microsoft YaHei UI"/>
+          <w:sz w:val="13"/>
+          <w:szCs w:val="11"/>
+        </w:rPr>
+      </w:pPr>
+      <w:r>
+        <w:rPr>
+          <w:rFonts w:ascii="Microsoft YaHei UI" w:eastAsia="Microsoft YaHei UI" w:hAnsi="Microsoft YaHei UI"/>
+          <w:sz w:val="13"/>
+          <w:szCs w:val="11"/>
+        </w:rPr>
+        <w:t xml:space="preserve">| xl     |     512 |      4 | </w:t>
+      </w:r>
+      <w:proofErr w:type="spellStart"/>
+      <w:r>
+        <w:rPr>
+          <w:rFonts w:ascii="Microsoft YaHei UI" w:eastAsia="Microsoft YaHei UI" w:hAnsi="Microsoft YaHei UI"/>
+          <w:sz w:val="13"/>
+          <w:szCs w:val="11"/>
+        </w:rPr>
+        <w:t>fwd</w:t>
+      </w:r>
+      <w:proofErr w:type="spellEnd"/>
+      <w:r>
+        <w:rPr>
+          <w:rFonts w:ascii="Microsoft YaHei UI" w:eastAsia="Microsoft YaHei UI" w:hAnsi="Microsoft YaHei UI"/>
+          <w:sz w:val="13"/>
+          <w:szCs w:val="11"/>
+        </w:rPr>
+        <w:t xml:space="preserve">  |  0.622102 |         3292.06 |    8275.83 |</w:t>
+      </w:r>
+    </w:p>
+    <w:p>
+      <w:pPr>
+        <w:ind w:firstLineChars="0" w:firstLine="0"/>
+        <w:rPr>
+          <w:rFonts w:ascii="Microsoft YaHei UI" w:eastAsia="Microsoft YaHei UI" w:hAnsi="Microsoft YaHei UI"/>
+          <w:sz w:val="13"/>
+          <w:szCs w:val="11"/>
+        </w:rPr>
+      </w:pPr>
+      <w:r>
+        <w:rPr>
+          <w:rFonts w:ascii="Microsoft YaHei UI" w:eastAsia="Microsoft YaHei UI" w:hAnsi="Microsoft YaHei UI"/>
+          <w:sz w:val="13"/>
+          <w:szCs w:val="11"/>
+        </w:rPr>
+        <w:t xml:space="preserve">| 2.7B   |     512 |      4 | </w:t>
+      </w:r>
+      <w:proofErr w:type="spellStart"/>
+      <w:r>
+        <w:rPr>
+          <w:rFonts w:ascii="Microsoft YaHei UI" w:eastAsia="Microsoft YaHei UI" w:hAnsi="Microsoft YaHei UI"/>
+          <w:sz w:val="13"/>
+          <w:szCs w:val="11"/>
+        </w:rPr>
+        <w:t>fwd</w:t>
+      </w:r>
+      <w:proofErr w:type="spellEnd"/>
+      <w:r>
+        <w:rPr>
+          <w:rFonts w:ascii="Microsoft YaHei UI" w:eastAsia="Microsoft YaHei UI" w:hAnsi="Microsoft YaHei UI"/>
+          <w:sz w:val="13"/>
+          <w:szCs w:val="11"/>
+        </w:rPr>
+        <w:t xml:space="preserve">  |  0.919539 |          2227.2 |    13745.4 |</w:t>
+      </w:r>
+    </w:p>
+    <w:p>
+      <w:pPr>
+        <w:ind w:firstLineChars="0" w:firstLine="0"/>
+        <w:rPr>
+          <w:rFonts w:ascii="Microsoft YaHei UI" w:eastAsia="Microsoft YaHei UI" w:hAnsi="Microsoft YaHei UI" w:hint="eastAsia"/>
+          <w:sz w:val="13"/>
+          <w:szCs w:val="11"/>
+        </w:rPr>
+      </w:pPr>
+      <w:r>
+        <w:rPr>
+          <w:rFonts w:ascii="Microsoft YaHei UI" w:eastAsia="Microsoft YaHei UI" w:hAnsi="Microsoft YaHei UI" w:hint="eastAsia"/>
+          <w:sz w:val="13"/>
+          <w:szCs w:val="11"/>
+        </w:rPr>
+        <w:t>结论：能发现一次预热就能够大大消除冷启动的开销，说明第一次的初始化和分配是最耗时间的，一旦完成后续</w:t>
+      </w:r>
+      <w:r>
+        <w:rPr>
+          <w:rFonts w:ascii="Microsoft YaHei UI" w:eastAsia="Microsoft YaHei UI" w:hAnsi="Microsoft YaHei UI" w:hint="eastAsia"/>
+          <w:sz w:val="13"/>
+          <w:szCs w:val="11"/>
+        </w:rPr>
+        <w:t>就不会有这么大的开销了。并且数据有波动性，这是设备所决定的</w:t>
       </w:r>
     </w:p>
     <w:sectPr>
@@ -1277,7 +2360,7 @@
   <w:style w:type="paragraph" w:default="1" w:styleId="a">
     <w:name w:val="Normal"/>
     <w:qFormat/>
-    <w:rsid w:val="009A11FB"/>
+    <w:rsid w:val="00C24252"/>
     <w:pPr>
       <w:widowControl w:val="0"/>
       <w:spacing w:line="360" w:lineRule="auto"/>
